--- a/4. RESULTADOS/01_descriptivos_y_contexto/Principal/T08_primer_eslabon_salario.docx
+++ b/4. RESULTADOS/01_descriptivos_y_contexto/Principal/T08_primer_eslabon_salario.docx
@@ -600,7 +600,7 @@
                 <w:szCs w:val="22"/>
                 <w:color w:val="000000"/>
               </w:rPr>
-              <w:t xml:space="preserve">0.0404</w:t>
+              <w:t xml:space="preserve">0.0327</w:t>
             </w:r>
           </w:p>
         </w:tc>
@@ -655,7 +655,7 @@
                 <w:szCs w:val="22"/>
                 <w:color w:val="000000"/>
               </w:rPr>
-              <w:t xml:space="preserve">0.0057</w:t>
+              <w:t xml:space="preserve">0.0049</w:t>
             </w:r>
           </w:p>
         </w:tc>
@@ -820,7 +820,7 @@
                 <w:szCs w:val="22"/>
                 <w:color w:val="000000"/>
               </w:rPr>
-              <w:t xml:space="preserve">0.0292</w:t>
+              <w:t xml:space="preserve">0.0231</w:t>
             </w:r>
           </w:p>
         </w:tc>
@@ -875,7 +875,7 @@
                 <w:szCs w:val="22"/>
                 <w:color w:val="000000"/>
               </w:rPr>
-              <w:t xml:space="preserve">0.0515</w:t>
+              <w:t xml:space="preserve">0.0422</w:t>
             </w:r>
           </w:p>
         </w:tc>
@@ -930,7 +930,7 @@
                 <w:szCs w:val="22"/>
                 <w:color w:val="000000"/>
               </w:rPr>
-              <w:t xml:space="preserve">4.0372</w:t>
+              <w:t xml:space="preserve">3.2682</w:t>
             </w:r>
           </w:p>
         </w:tc>
@@ -1045,7 +1045,7 @@
                 <w:szCs w:val="22"/>
                 <w:color w:val="000000"/>
               </w:rPr>
-              <w:t xml:space="preserve">0.0479</w:t>
+              <w:t xml:space="preserve">0.0395</w:t>
             </w:r>
           </w:p>
         </w:tc>
@@ -1100,7 +1100,7 @@
                 <w:szCs w:val="22"/>
                 <w:color w:val="000000"/>
               </w:rPr>
-              <w:t xml:space="preserve">0.0061</w:t>
+              <w:t xml:space="preserve">0.0052</w:t>
             </w:r>
           </w:p>
         </w:tc>
@@ -1265,7 +1265,7 @@
                 <w:szCs w:val="22"/>
                 <w:color w:val="000000"/>
               </w:rPr>
-              <w:t xml:space="preserve">0.0360</w:t>
+              <w:t xml:space="preserve">0.0292</w:t>
             </w:r>
           </w:p>
         </w:tc>
@@ -1320,7 +1320,7 @@
                 <w:szCs w:val="22"/>
                 <w:color w:val="000000"/>
               </w:rPr>
-              <w:t xml:space="preserve">0.0598</w:t>
+              <w:t xml:space="preserve">0.0498</w:t>
             </w:r>
           </w:p>
         </w:tc>
@@ -1375,7 +1375,452 @@
                 <w:szCs w:val="22"/>
                 <w:color w:val="000000"/>
               </w:rPr>
-              <w:t xml:space="preserve">4.7903</w:t>
+              <w:t xml:space="preserve">3.9474</w:t>
+            </w:r>
+          </w:p>
+        </w:tc>
+      </w:tr>
+      <w:tr>
+        <w:trPr>
+          <w:trHeight w:val="608" w:hRule="auto"/>
+        </w:trPr>
+        <w:tc>
+          <w:tcPr>
+            <w:tcBorders>
+              <w:bottom w:val="none" w:sz="0" w:space="0" w:color="000000"/>
+              <w:top w:val="none" w:sz="0" w:space="0" w:color="000000"/>
+              <w:left w:val="none" w:sz="0" w:space="0" w:color="000000"/>
+              <w:right w:val="none" w:sz="0" w:space="0" w:color="000000"/>
+            </w:tcBorders>
+            <w:shd w:val="clear" w:color="auto" w:fill="FFFFFF"/>
+            <w:tcMar>
+              <w:top w:w="0" w:type="dxa"/>
+              <w:bottom w:w="0" w:type="dxa"/>
+              <w:left w:w="0" w:type="dxa"/>
+              <w:right w:w="0" w:type="dxa"/>
+            </w:tcMar>
+            <w:vAlign w:val="center"/>
+          </w:tcPr>
+          <w:p>
+            <w:pPr>
+              <w:pStyle w:val="Normal"/>
+              <w:jc w:val="left"/>
+              <w:pBdr>
+                <w:bottom w:val="none" w:sz="0" w:space="0" w:color="000000"/>
+                <w:top w:val="none" w:sz="0" w:space="0" w:color="000000"/>
+                <w:left w:val="none" w:sz="0" w:space="0" w:color="000000"/>
+                <w:right w:val="none" w:sz="0" w:space="0" w:color="000000"/>
+              </w:pBdr>
+              <w:spacing w:after="100" w:before="100" w:line="240"/>
+              <w:ind w:left="100" w:right="100" w:firstLine="0" w:firstLineChars="0"/>
+              <w:rPr>
+                <w:rFonts w:ascii="Arial" w:hAnsi="Arial" w:eastAsia="Arial" w:cs="Arial"/>
+                <w:i w:val="false"/>
+                <w:b w:val="false"/>
+                <w:u w:val="none"/>
+                <w:strike w:val="false"/>
+                <w:sz w:val="22"/>
+                <w:szCs w:val="22"/>
+                <w:color w:val="000000"/>
+              </w:rPr>
+            </w:pPr>
+            <w:r>
+              <w:rPr>
+                <w:rFonts w:ascii="Arial" w:hAnsi="Arial" w:eastAsia="Arial" w:cs="Arial"/>
+                <w:i w:val="false"/>
+                <w:b w:val="false"/>
+                <w:u w:val="none"/>
+                <w:strike w:val="false"/>
+                <w:sz w:val="22"/>
+                <w:szCs w:val="22"/>
+                <w:color w:val="000000"/>
+              </w:rPr>
+              <w:t xml:space="preserve">C. Promedio después menos promedio antes (DiD simple)</w:t>
+            </w:r>
+          </w:p>
+        </w:tc>
+        <w:tc>
+          <w:tcPr>
+            <w:tcBorders>
+              <w:bottom w:val="none" w:sz="0" w:space="0" w:color="000000"/>
+              <w:top w:val="none" w:sz="0" w:space="0" w:color="000000"/>
+              <w:left w:val="none" w:sz="0" w:space="0" w:color="000000"/>
+              <w:right w:val="none" w:sz="0" w:space="0" w:color="000000"/>
+            </w:tcBorders>
+            <w:shd w:val="clear" w:color="auto" w:fill="FFFFFF"/>
+            <w:tcMar>
+              <w:top w:w="0" w:type="dxa"/>
+              <w:bottom w:w="0" w:type="dxa"/>
+              <w:left w:w="0" w:type="dxa"/>
+              <w:right w:w="0" w:type="dxa"/>
+            </w:tcMar>
+            <w:vAlign w:val="center"/>
+          </w:tcPr>
+          <w:p>
+            <w:pPr>
+              <w:pStyle w:val="Normal"/>
+              <w:jc w:val="right"/>
+              <w:pBdr>
+                <w:bottom w:val="none" w:sz="0" w:space="0" w:color="000000"/>
+                <w:top w:val="none" w:sz="0" w:space="0" w:color="000000"/>
+                <w:left w:val="none" w:sz="0" w:space="0" w:color="000000"/>
+                <w:right w:val="none" w:sz="0" w:space="0" w:color="000000"/>
+              </w:pBdr>
+              <w:spacing w:after="100" w:before="100" w:line="240"/>
+              <w:ind w:left="100" w:right="100" w:firstLine="0" w:firstLineChars="0"/>
+              <w:rPr>
+                <w:rFonts w:ascii="Arial" w:hAnsi="Arial" w:eastAsia="Arial" w:cs="Arial"/>
+                <w:i w:val="false"/>
+                <w:b w:val="false"/>
+                <w:u w:val="none"/>
+                <w:strike w:val="false"/>
+                <w:sz w:val="22"/>
+                <w:szCs w:val="22"/>
+                <w:color w:val="000000"/>
+              </w:rPr>
+            </w:pPr>
+            <w:r>
+              <w:rPr>
+                <w:rFonts w:ascii="Arial" w:hAnsi="Arial" w:eastAsia="Arial" w:cs="Arial"/>
+                <w:i w:val="false"/>
+                <w:b w:val="false"/>
+                <w:u w:val="none"/>
+                <w:strike w:val="false"/>
+                <w:sz w:val="22"/>
+                <w:szCs w:val="22"/>
+                <w:color w:val="000000"/>
+              </w:rPr>
+              <w:t xml:space="preserve">-0.0085</w:t>
+            </w:r>
+          </w:p>
+        </w:tc>
+        <w:tc>
+          <w:tcPr>
+            <w:tcBorders>
+              <w:bottom w:val="none" w:sz="0" w:space="0" w:color="000000"/>
+              <w:top w:val="none" w:sz="0" w:space="0" w:color="000000"/>
+              <w:left w:val="none" w:sz="0" w:space="0" w:color="000000"/>
+              <w:right w:val="none" w:sz="0" w:space="0" w:color="000000"/>
+            </w:tcBorders>
+            <w:shd w:val="clear" w:color="auto" w:fill="FFFFFF"/>
+            <w:tcMar>
+              <w:top w:w="0" w:type="dxa"/>
+              <w:bottom w:w="0" w:type="dxa"/>
+              <w:left w:w="0" w:type="dxa"/>
+              <w:right w:w="0" w:type="dxa"/>
+            </w:tcMar>
+            <w:vAlign w:val="center"/>
+          </w:tcPr>
+          <w:p>
+            <w:pPr>
+              <w:pStyle w:val="Normal"/>
+              <w:jc w:val="right"/>
+              <w:pBdr>
+                <w:bottom w:val="none" w:sz="0" w:space="0" w:color="000000"/>
+                <w:top w:val="none" w:sz="0" w:space="0" w:color="000000"/>
+                <w:left w:val="none" w:sz="0" w:space="0" w:color="000000"/>
+                <w:right w:val="none" w:sz="0" w:space="0" w:color="000000"/>
+              </w:pBdr>
+              <w:spacing w:after="100" w:before="100" w:line="240"/>
+              <w:ind w:left="100" w:right="100" w:firstLine="0" w:firstLineChars="0"/>
+              <w:rPr>
+                <w:rFonts w:ascii="Arial" w:hAnsi="Arial" w:eastAsia="Arial" w:cs="Arial"/>
+                <w:i w:val="false"/>
+                <w:b w:val="false"/>
+                <w:u w:val="none"/>
+                <w:strike w:val="false"/>
+                <w:sz w:val="22"/>
+                <w:szCs w:val="22"/>
+                <w:color w:val="000000"/>
+              </w:rPr>
+            </w:pPr>
+            <w:r>
+              <w:rPr>
+                <w:rFonts w:ascii="Arial" w:hAnsi="Arial" w:eastAsia="Arial" w:cs="Arial"/>
+                <w:i w:val="false"/>
+                <w:b w:val="false"/>
+                <w:u w:val="none"/>
+                <w:strike w:val="false"/>
+                <w:sz w:val="22"/>
+                <w:szCs w:val="22"/>
+                <w:color w:val="000000"/>
+              </w:rPr>
+              <w:t xml:space="preserve">0.0036</w:t>
+            </w:r>
+          </w:p>
+        </w:tc>
+        <w:tc>
+          <w:tcPr>
+            <w:tcBorders>
+              <w:bottom w:val="none" w:sz="0" w:space="0" w:color="000000"/>
+              <w:top w:val="none" w:sz="0" w:space="0" w:color="000000"/>
+              <w:left w:val="none" w:sz="0" w:space="0" w:color="000000"/>
+              <w:right w:val="none" w:sz="0" w:space="0" w:color="000000"/>
+            </w:tcBorders>
+            <w:shd w:val="clear" w:color="auto" w:fill="FFFFFF"/>
+            <w:tcMar>
+              <w:top w:w="0" w:type="dxa"/>
+              <w:bottom w:w="0" w:type="dxa"/>
+              <w:left w:w="0" w:type="dxa"/>
+              <w:right w:w="0" w:type="dxa"/>
+            </w:tcMar>
+            <w:vAlign w:val="center"/>
+          </w:tcPr>
+          <w:p>
+            <w:pPr>
+              <w:pStyle w:val="Normal"/>
+              <w:jc w:val="right"/>
+              <w:pBdr>
+                <w:bottom w:val="none" w:sz="0" w:space="0" w:color="000000"/>
+                <w:top w:val="none" w:sz="0" w:space="0" w:color="000000"/>
+                <w:left w:val="none" w:sz="0" w:space="0" w:color="000000"/>
+                <w:right w:val="none" w:sz="0" w:space="0" w:color="000000"/>
+              </w:pBdr>
+              <w:spacing w:after="100" w:before="100" w:line="240"/>
+              <w:ind w:left="100" w:right="100" w:firstLine="0" w:firstLineChars="0"/>
+              <w:rPr>
+                <w:rFonts w:ascii="Arial" w:hAnsi="Arial" w:eastAsia="Arial" w:cs="Arial"/>
+                <w:i w:val="false"/>
+                <w:b w:val="false"/>
+                <w:u w:val="none"/>
+                <w:strike w:val="false"/>
+                <w:sz w:val="22"/>
+                <w:szCs w:val="22"/>
+                <w:color w:val="000000"/>
+              </w:rPr>
+            </w:pPr>
+            <w:r>
+              <w:rPr>
+                <w:rFonts w:ascii="Arial" w:hAnsi="Arial" w:eastAsia="Arial" w:cs="Arial"/>
+                <w:i w:val="false"/>
+                <w:b w:val="false"/>
+                <w:u w:val="none"/>
+                <w:strike w:val="false"/>
+                <w:sz w:val="22"/>
+                <w:szCs w:val="22"/>
+                <w:color w:val="000000"/>
+              </w:rPr>
+              <w:t xml:space="preserve">0.0173</w:t>
+            </w:r>
+          </w:p>
+        </w:tc>
+        <w:tc>
+          <w:tcPr>
+            <w:tcBorders>
+              <w:bottom w:val="none" w:sz="0" w:space="0" w:color="000000"/>
+              <w:top w:val="none" w:sz="0" w:space="0" w:color="000000"/>
+              <w:left w:val="none" w:sz="0" w:space="0" w:color="000000"/>
+              <w:right w:val="none" w:sz="0" w:space="0" w:color="000000"/>
+            </w:tcBorders>
+            <w:shd w:val="clear" w:color="auto" w:fill="FFFFFF"/>
+            <w:tcMar>
+              <w:top w:w="0" w:type="dxa"/>
+              <w:bottom w:w="0" w:type="dxa"/>
+              <w:left w:w="0" w:type="dxa"/>
+              <w:right w:w="0" w:type="dxa"/>
+            </w:tcMar>
+            <w:vAlign w:val="center"/>
+          </w:tcPr>
+          <w:p>
+            <w:pPr>
+              <w:pStyle w:val="Normal"/>
+              <w:jc w:val="left"/>
+              <w:pBdr>
+                <w:bottom w:val="none" w:sz="0" w:space="0" w:color="000000"/>
+                <w:top w:val="none" w:sz="0" w:space="0" w:color="000000"/>
+                <w:left w:val="none" w:sz="0" w:space="0" w:color="000000"/>
+                <w:right w:val="none" w:sz="0" w:space="0" w:color="000000"/>
+              </w:pBdr>
+              <w:spacing w:after="100" w:before="100" w:line="240"/>
+              <w:ind w:left="100" w:right="100" w:firstLine="0" w:firstLineChars="0"/>
+              <w:rPr>
+                <w:rFonts w:ascii="Arial" w:hAnsi="Arial" w:eastAsia="Arial" w:cs="Arial"/>
+                <w:i w:val="false"/>
+                <w:b w:val="false"/>
+                <w:u w:val="none"/>
+                <w:strike w:val="false"/>
+                <w:sz w:val="22"/>
+                <w:szCs w:val="22"/>
+                <w:color w:val="000000"/>
+              </w:rPr>
+            </w:pPr>
+            <w:r>
+              <w:rPr>
+                <w:rFonts w:ascii="Arial" w:hAnsi="Arial" w:eastAsia="Arial" w:cs="Arial"/>
+                <w:i w:val="false"/>
+                <w:b w:val="false"/>
+                <w:u w:val="none"/>
+                <w:strike w:val="false"/>
+                <w:sz w:val="22"/>
+                <w:szCs w:val="22"/>
+                <w:color w:val="000000"/>
+              </w:rPr>
+              <w:t xml:space="preserve">**</w:t>
+            </w:r>
+          </w:p>
+        </w:tc>
+        <w:tc>
+          <w:tcPr>
+            <w:tcBorders>
+              <w:bottom w:val="none" w:sz="0" w:space="0" w:color="000000"/>
+              <w:top w:val="none" w:sz="0" w:space="0" w:color="000000"/>
+              <w:left w:val="none" w:sz="0" w:space="0" w:color="000000"/>
+              <w:right w:val="none" w:sz="0" w:space="0" w:color="000000"/>
+            </w:tcBorders>
+            <w:shd w:val="clear" w:color="auto" w:fill="FFFFFF"/>
+            <w:tcMar>
+              <w:top w:w="0" w:type="dxa"/>
+              <w:bottom w:w="0" w:type="dxa"/>
+              <w:left w:w="0" w:type="dxa"/>
+              <w:right w:w="0" w:type="dxa"/>
+            </w:tcMar>
+            <w:vAlign w:val="center"/>
+          </w:tcPr>
+          <w:p>
+            <w:pPr>
+              <w:pStyle w:val="Normal"/>
+              <w:jc w:val="right"/>
+              <w:pBdr>
+                <w:bottom w:val="none" w:sz="0" w:space="0" w:color="000000"/>
+                <w:top w:val="none" w:sz="0" w:space="0" w:color="000000"/>
+                <w:left w:val="none" w:sz="0" w:space="0" w:color="000000"/>
+                <w:right w:val="none" w:sz="0" w:space="0" w:color="000000"/>
+              </w:pBdr>
+              <w:spacing w:after="100" w:before="100" w:line="240"/>
+              <w:ind w:left="100" w:right="100" w:firstLine="0" w:firstLineChars="0"/>
+              <w:rPr>
+                <w:rFonts w:ascii="Arial" w:hAnsi="Arial" w:eastAsia="Arial" w:cs="Arial"/>
+                <w:i w:val="false"/>
+                <w:b w:val="false"/>
+                <w:u w:val="none"/>
+                <w:strike w:val="false"/>
+                <w:sz w:val="22"/>
+                <w:szCs w:val="22"/>
+                <w:color w:val="000000"/>
+              </w:rPr>
+            </w:pPr>
+            <w:r>
+              <w:rPr>
+                <w:rFonts w:ascii="Arial" w:hAnsi="Arial" w:eastAsia="Arial" w:cs="Arial"/>
+                <w:i w:val="false"/>
+                <w:b w:val="false"/>
+                <w:u w:val="none"/>
+                <w:strike w:val="false"/>
+                <w:sz w:val="22"/>
+                <w:szCs w:val="22"/>
+                <w:color w:val="000000"/>
+              </w:rPr>
+              <w:t xml:space="preserve">-0.0155</w:t>
+            </w:r>
+          </w:p>
+        </w:tc>
+        <w:tc>
+          <w:tcPr>
+            <w:tcBorders>
+              <w:bottom w:val="none" w:sz="0" w:space="0" w:color="000000"/>
+              <w:top w:val="none" w:sz="0" w:space="0" w:color="000000"/>
+              <w:left w:val="none" w:sz="0" w:space="0" w:color="000000"/>
+              <w:right w:val="none" w:sz="0" w:space="0" w:color="000000"/>
+            </w:tcBorders>
+            <w:shd w:val="clear" w:color="auto" w:fill="FFFFFF"/>
+            <w:tcMar>
+              <w:top w:w="0" w:type="dxa"/>
+              <w:bottom w:w="0" w:type="dxa"/>
+              <w:left w:w="0" w:type="dxa"/>
+              <w:right w:w="0" w:type="dxa"/>
+            </w:tcMar>
+            <w:vAlign w:val="center"/>
+          </w:tcPr>
+          <w:p>
+            <w:pPr>
+              <w:pStyle w:val="Normal"/>
+              <w:jc w:val="right"/>
+              <w:pBdr>
+                <w:bottom w:val="none" w:sz="0" w:space="0" w:color="000000"/>
+                <w:top w:val="none" w:sz="0" w:space="0" w:color="000000"/>
+                <w:left w:val="none" w:sz="0" w:space="0" w:color="000000"/>
+                <w:right w:val="none" w:sz="0" w:space="0" w:color="000000"/>
+              </w:pBdr>
+              <w:spacing w:after="100" w:before="100" w:line="240"/>
+              <w:ind w:left="100" w:right="100" w:firstLine="0" w:firstLineChars="0"/>
+              <w:rPr>
+                <w:rFonts w:ascii="Arial" w:hAnsi="Arial" w:eastAsia="Arial" w:cs="Arial"/>
+                <w:i w:val="false"/>
+                <w:b w:val="false"/>
+                <w:u w:val="none"/>
+                <w:strike w:val="false"/>
+                <w:sz w:val="22"/>
+                <w:szCs w:val="22"/>
+                <w:color w:val="000000"/>
+              </w:rPr>
+            </w:pPr>
+            <w:r>
+              <w:rPr>
+                <w:rFonts w:ascii="Arial" w:hAnsi="Arial" w:eastAsia="Arial" w:cs="Arial"/>
+                <w:i w:val="false"/>
+                <w:b w:val="false"/>
+                <w:u w:val="none"/>
+                <w:strike w:val="false"/>
+                <w:sz w:val="22"/>
+                <w:szCs w:val="22"/>
+                <w:color w:val="000000"/>
+              </w:rPr>
+              <w:t xml:space="preserve">-0.0015</w:t>
+            </w:r>
+          </w:p>
+        </w:tc>
+        <w:tc>
+          <w:tcPr>
+            <w:tcBorders>
+              <w:bottom w:val="none" w:sz="0" w:space="0" w:color="000000"/>
+              <w:top w:val="none" w:sz="0" w:space="0" w:color="000000"/>
+              <w:left w:val="none" w:sz="0" w:space="0" w:color="000000"/>
+              <w:right w:val="none" w:sz="0" w:space="0" w:color="000000"/>
+            </w:tcBorders>
+            <w:shd w:val="clear" w:color="auto" w:fill="FFFFFF"/>
+            <w:tcMar>
+              <w:top w:w="0" w:type="dxa"/>
+              <w:bottom w:w="0" w:type="dxa"/>
+              <w:left w:w="0" w:type="dxa"/>
+              <w:right w:w="0" w:type="dxa"/>
+            </w:tcMar>
+            <w:vAlign w:val="center"/>
+          </w:tcPr>
+          <w:p>
+            <w:pPr>
+              <w:pStyle w:val="Normal"/>
+              <w:jc w:val="right"/>
+              <w:pBdr>
+                <w:bottom w:val="none" w:sz="0" w:space="0" w:color="000000"/>
+                <w:top w:val="none" w:sz="0" w:space="0" w:color="000000"/>
+                <w:left w:val="none" w:sz="0" w:space="0" w:color="000000"/>
+                <w:right w:val="none" w:sz="0" w:space="0" w:color="000000"/>
+              </w:pBdr>
+              <w:spacing w:after="100" w:before="100" w:line="240"/>
+              <w:ind w:left="100" w:right="100" w:firstLine="0" w:firstLineChars="0"/>
+              <w:rPr>
+                <w:rFonts w:ascii="Arial" w:hAnsi="Arial" w:eastAsia="Arial" w:cs="Arial"/>
+                <w:i w:val="false"/>
+                <w:b w:val="false"/>
+                <w:u w:val="none"/>
+                <w:strike w:val="false"/>
+                <w:sz w:val="22"/>
+                <w:szCs w:val="22"/>
+                <w:color w:val="000000"/>
+              </w:rPr>
+            </w:pPr>
+            <w:r>
+              <w:rPr>
+                <w:rFonts w:ascii="Arial" w:hAnsi="Arial" w:eastAsia="Arial" w:cs="Arial"/>
+                <w:i w:val="false"/>
+                <w:b w:val="false"/>
+                <w:u w:val="none"/>
+                <w:strike w:val="false"/>
+                <w:sz w:val="22"/>
+                <w:szCs w:val="22"/>
+                <w:color w:val="000000"/>
+              </w:rPr>
+              <w:t xml:space="preserve">-0.8527</w:t>
             </w:r>
           </w:p>
         </w:tc>
@@ -1435,7 +1880,7 @@
                 <w:szCs w:val="22"/>
                 <w:color w:val="000000"/>
               </w:rPr>
-              <w:t xml:space="preserve">C. Promedio después menos promedio antes (DiD simple)</w:t>
+              <w:t xml:space="preserve">D. 2023 frente a 2021 (sin el año base)</w:t>
             </w:r>
           </w:p>
         </w:tc>
@@ -1490,7 +1935,7 @@
                 <w:szCs w:val="22"/>
                 <w:color w:val="000000"/>
               </w:rPr>
-              <w:t xml:space="preserve">-0.0100</w:t>
+              <w:t xml:space="preserve">-0.0017</w:t>
             </w:r>
           </w:p>
         </w:tc>
@@ -1545,7 +1990,7 @@
                 <w:szCs w:val="22"/>
                 <w:color w:val="000000"/>
               </w:rPr>
-              <w:t xml:space="preserve">0.0040</w:t>
+              <w:t xml:space="preserve">0.0060</w:t>
             </w:r>
           </w:p>
         </w:tc>
@@ -1600,7 +2045,7 @@
                 <w:szCs w:val="22"/>
                 <w:color w:val="000000"/>
               </w:rPr>
-              <w:t xml:space="preserve">0.0118</w:t>
+              <w:t xml:space="preserve">0.7824</w:t>
             </w:r>
           </w:p>
         </w:tc>
@@ -1655,7 +2100,7 @@
                 <w:szCs w:val="22"/>
                 <w:color w:val="000000"/>
               </w:rPr>
-              <w:t xml:space="preserve">**</w:t>
+              <w:t xml:space="preserve"/>
             </w:r>
           </w:p>
         </w:tc>
@@ -1710,7 +2155,7 @@
                 <w:szCs w:val="22"/>
                 <w:color w:val="000000"/>
               </w:rPr>
-              <w:t xml:space="preserve">-0.0178</w:t>
+              <w:t xml:space="preserve">-0.0135</w:t>
             </w:r>
           </w:p>
         </w:tc>
@@ -1765,7 +2210,7 @@
                 <w:szCs w:val="22"/>
                 <w:color w:val="000000"/>
               </w:rPr>
-              <w:t xml:space="preserve">-0.0022</w:t>
+              <w:t xml:space="preserve">0.0101</w:t>
             </w:r>
           </w:p>
         </w:tc>
@@ -1820,7 +2265,7 @@
                 <w:szCs w:val="22"/>
                 <w:color w:val="000000"/>
               </w:rPr>
-              <w:t xml:space="preserve">-1.0012</w:t>
+              <w:t xml:space="preserve">-0.1663</w:t>
             </w:r>
           </w:p>
         </w:tc>
